--- a/docs/supra-siem-installation-and-user-guide-windows.docx
+++ b/docs/supra-siem-installation-and-user-guide-windows.docx
@@ -2,31 +2,6 @@
 <file path=word/document.xml><?xml version="1.0" encoding="utf-8"?>
 <w:document xmlns:wpc="http://schemas.microsoft.com/office/word/2010/wordprocessingCanvas" xmlns:mo="http://schemas.microsoft.com/office/mac/office/2008/main" xmlns:mc="http://schemas.openxmlformats.org/markup-compatibility/2006" xmlns:mv="urn:schemas-microsoft-com:mac:vml" xmlns:o="urn:schemas-microsoft-com:office:office" xmlns:r="http://schemas.openxmlformats.org/officeDocument/2006/relationships" xmlns:m="http://schemas.openxmlformats.org/officeDocument/2006/math" xmlns:v="urn:schemas-microsoft-com:vml" xmlns:wp14="http://schemas.microsoft.com/office/word/2010/wordprocessingDrawing" xmlns:wp="http://schemas.openxmlformats.org/drawingml/2006/wordprocessingDrawing" xmlns:w10="urn:schemas-microsoft-com:office:word" xmlns:w="http://schemas.openxmlformats.org/wordprocessingml/2006/main" xmlns:w14="http://schemas.microsoft.com/office/word/2010/wordml" xmlns:wpg="http://schemas.microsoft.com/office/word/2010/wordprocessingGroup" xmlns:wpi="http://schemas.microsoft.com/office/word/2010/wordprocessingInk" xmlns:wne="http://schemas.microsoft.com/office/word/2006/wordml" xmlns:wps="http://schemas.microsoft.com/office/word/2010/wordprocessingShape" mc:Ignorable="w14 wp14">
   <w:body>
-    <w:p>
-      <w:pPr>
-        <w:jc w:val="center"/>
-      </w:pPr>
-      <w:r>
-        <w:rPr>
-          <w:b/>
-          <w:color w:val="1A237E"/>
-          <w:sz w:val="48"/>
-        </w:rPr>
-        <w:t>Supra SIEM Platform</w:t>
-      </w:r>
-    </w:p>
-    <w:p>
-      <w:pPr>
-        <w:jc w:val="center"/>
-      </w:pPr>
-      <w:r>
-        <w:rPr>
-          <w:color w:val="3949AB"/>
-          <w:sz w:val="20"/>
-        </w:rPr>
-        <w:t>Installation and User Guide (Windows) | Version 3.6.0</w:t>
-      </w:r>
-    </w:p>
     <w:p>
       <w:pPr>
         <w:pStyle w:val="Heading1"/>
@@ -1412,7 +1387,7 @@
         </w:rPr>
         <w:t>cd C:\supra-installer</w:t>
         <w:br/>
-        <w:t>.\install.ps1</w:t>
+        <w:t>powershell -ExecutionPolicy Bypass -File .\install.ps1</w:t>
       </w:r>
     </w:p>
     <w:p>
@@ -1442,7 +1417,130 @@
           <w:rFonts w:ascii="Consolas" w:hAnsi="Consolas"/>
           <w:sz w:val="16"/>
         </w:rPr>
-        <w:t>.\install.ps1 -InstallPath D:\supra</w:t>
+        <w:t>powershell -ExecutionPolicy Bypass -File .\install.ps1 -InstallPath D:\supra</w:t>
+      </w:r>
+    </w:p>
+    <w:p>
+      <w:pPr>
+        <w:spacing w:before="120" w:after="120"/>
+        <w:ind w:left="432" w:right="432"/>
+        <w:shd w:val="clear" w:color="auto" w:fill="FFF8E1"/>
+      </w:pPr>
+      <w:r>
+        <w:rPr>
+          <w:b/>
+          <w:sz w:val="19"/>
+        </w:rPr>
+        <w:t>`-ExecutionPolicy Bypass` is required.</w:t>
+      </w:r>
+      <w:r>
+        <w:rPr>
+          <w:sz w:val="19"/>
+        </w:rPr>
+        <w:t xml:space="preserve"> A stock Windows Server refuses to run unsigned scripts, and </w:t>
+      </w:r>
+      <w:r>
+        <w:rPr>
+          <w:rFonts w:ascii="Consolas" w:hAnsi="Consolas"/>
+          <w:color w:val="C62828"/>
+          <w:sz w:val="19"/>
+        </w:rPr>
+        <w:t>install.ps1</w:t>
+      </w:r>
+      <w:r>
+        <w:rPr>
+          <w:sz w:val="19"/>
+        </w:rPr>
+        <w:t xml:space="preserve"> cannot lift that restriction before it has been allowed to start. Without it you get: </w:t>
+      </w:r>
+      <w:r>
+        <w:rPr>
+          <w:rFonts w:ascii="Consolas" w:hAnsi="Consolas"/>
+          <w:color w:val="C62828"/>
+          <w:sz w:val="19"/>
+        </w:rPr>
+        <w:t>File ...install.ps1 cannot be loaded because running scripts is disabled on this system</w:t>
+      </w:r>
+      <w:r>
+        <w:rPr>
+          <w:sz w:val="19"/>
+        </w:rPr>
+        <w:t xml:space="preserve">. The same applies to every Supra script below. If the zip was downloaded or copied from a network share, also run </w:t>
+      </w:r>
+      <w:r>
+        <w:rPr>
+          <w:rFonts w:ascii="Consolas" w:hAnsi="Consolas"/>
+          <w:color w:val="C62828"/>
+          <w:sz w:val="19"/>
+        </w:rPr>
+        <w:t>Unblock-File -Path supra-installer-*.zip</w:t>
+      </w:r>
+      <w:r>
+        <w:rPr>
+          <w:sz w:val="19"/>
+        </w:rPr>
+        <w:t xml:space="preserve"> </w:t>
+      </w:r>
+      <w:r>
+        <w:rPr>
+          <w:b/>
+          <w:sz w:val="19"/>
+        </w:rPr>
+        <w:t>before</w:t>
+      </w:r>
+      <w:r>
+        <w:rPr>
+          <w:sz w:val="19"/>
+        </w:rPr>
+        <w:t xml:space="preserve"> extracting, so the files are not tagged as coming from the internet. The installer relaxes the machine policy to </w:t>
+      </w:r>
+      <w:r>
+        <w:rPr>
+          <w:rFonts w:ascii="Consolas" w:hAnsi="Consolas"/>
+          <w:color w:val="C62828"/>
+          <w:sz w:val="19"/>
+        </w:rPr>
+        <w:t>RemoteSigned</w:t>
+      </w:r>
+      <w:r>
+        <w:rPr>
+          <w:sz w:val="19"/>
+        </w:rPr>
+        <w:t xml:space="preserve"> for later runs, but cannot do so for its own launch.</w:t>
+      </w:r>
+    </w:p>
+    <w:p>
+      <w:pPr>
+        <w:spacing w:before="120" w:after="120"/>
+        <w:ind w:left="432" w:right="432"/>
+        <w:shd w:val="clear" w:color="auto" w:fill="FFF8E1"/>
+      </w:pPr>
+      <w:r>
+        <w:rPr>
+          <w:b/>
+          <w:sz w:val="19"/>
+        </w:rPr>
+        <w:t>Paths below use the `C:\supra` default.</w:t>
+      </w:r>
+      <w:r>
+        <w:rPr>
+          <w:sz w:val="19"/>
+        </w:rPr>
+        <w:t xml:space="preserve"> If you installed elsewhere, substitute your </w:t>
+      </w:r>
+      <w:r>
+        <w:rPr>
+          <w:rFonts w:ascii="Consolas" w:hAnsi="Consolas"/>
+          <w:color w:val="C62828"/>
+          <w:sz w:val="19"/>
+        </w:rPr>
+        <w:t>-InstallPath</w:t>
+      </w:r>
+      <w:r>
+        <w:rPr>
+          <w:sz w:val="19"/>
+        </w:rPr>
+        <w:t xml:space="preserve"> everywhere. The installer prints every command with the correct paths for your install when it finishes — copy them from there rather than from this guide.</w:t>
       </w:r>
     </w:p>
     <w:p>
@@ -1621,7 +1719,7 @@
         </w:rPr>
         <w:t># 1. Get this machine's fingerprint (MFP)</w:t>
         <w:br/>
-        <w:t>powershell -File C:\supra\opensearch\config\supra-license\get-fingerprint.ps1</w:t>
+        <w:t>powershell -ExecutionPolicy Bypass -File C:\supra\opensearch\config\supra-license\get-fingerprint.ps1</w:t>
         <w:br/>
         <w:br/>
         <w:t># 2. Send the MFP to your Supra vendor and receive license.key in return.</w:t>
@@ -1634,7 +1732,7 @@
         <w:br/>
         <w:t># 4. Confirm the license reads back as expected BEFORE starting the service</w:t>
         <w:br/>
-        <w:t>powershell -File C:\supra\opensearch\config\supra-license\supra-license-info.ps1</w:t>
+        <w:t>powershell -ExecutionPolicy Bypass -File C:\supra\opensearch\config\supra-license\supra-license-info.ps1</w:t>
       </w:r>
     </w:p>
     <w:p>
@@ -1754,7 +1852,18 @@
         <w:t>nssm</w:t>
       </w:r>
       <w:r>
-        <w:t>):</w:t>
+        <w:t xml:space="preserve"> and the </w:t>
+      </w:r>
+      <w:r>
+        <w:rPr>
+          <w:rFonts w:ascii="Consolas" w:hAnsi="Consolas"/>
+          <w:color w:val="C62828"/>
+          <w:sz w:val="18"/>
+        </w:rPr>
+        <w:t>OPENSEARCH_JAVA_HOME</w:t>
+      </w:r>
+      <w:r>
+        <w:t xml:space="preserve"> the installer sets):</w:t>
       </w:r>
     </w:p>
     <w:p>
@@ -1773,19 +1882,9 @@
         <w:t>nssm start SupraSearch</w:t>
         <w:br/>
         <w:br/>
-        <w:t># Wait ~30 seconds, then initialize the security index</w:t>
+        <w:t># Initialize the security index</w:t>
         <w:br/>
-        <w:t>&amp; 'C:\supra\opensearch\plugins\opensearch-security\tools\securityadmin.bat' `</w:t>
-        <w:br/>
-        <w:t xml:space="preserve">    -cd 'C:\supra\opensearch\config\opensearch-security\' `</w:t>
-        <w:br/>
-        <w:t xml:space="preserve">    -icl -nhnv `</w:t>
-        <w:br/>
-        <w:t xml:space="preserve">    -cacert 'C:\supra\opensearch\config\root-ca.pem' `</w:t>
-        <w:br/>
-        <w:t xml:space="preserve">    -cert   'C:\supra\opensearch\config\kirk.pem' `</w:t>
-        <w:br/>
-        <w:t xml:space="preserve">    -key    'C:\supra\opensearch\config\kirk-key.pem'</w:t>
+        <w:t>powershell -ExecutionPolicy Bypass -File C:\supra\supra-init-security.ps1</w:t>
         <w:br/>
         <w:br/>
         <w:t># Start the dashboards</w:t>
@@ -1794,6 +1893,148 @@
       </w:r>
     </w:p>
     <w:p>
+      <w:r>
+        <w:rPr>
+          <w:rFonts w:ascii="Consolas" w:hAnsi="Consolas"/>
+          <w:color w:val="C62828"/>
+          <w:sz w:val="18"/>
+        </w:rPr>
+        <w:t>supra-init-security.ps1</w:t>
+      </w:r>
+      <w:r>
+        <w:t xml:space="preserve"> waits for the node to accept connections, then runs </w:t>
+      </w:r>
+      <w:r>
+        <w:rPr>
+          <w:rFonts w:ascii="Consolas" w:hAnsi="Consolas"/>
+          <w:color w:val="C62828"/>
+          <w:sz w:val="18"/>
+        </w:rPr>
+        <w:t>securityadmin.bat</w:t>
+      </w:r>
+      <w:r>
+        <w:t xml:space="preserve"> with the bundled JDK and this installation's real paths. It is safe to re-run.</w:t>
+      </w:r>
+    </w:p>
+    <w:p>
+      <w:pPr>
+        <w:spacing w:before="120" w:after="120"/>
+        <w:ind w:left="432" w:right="432"/>
+        <w:shd w:val="clear" w:color="auto" w:fill="FFF8E1"/>
+      </w:pPr>
+      <w:r>
+        <w:rPr>
+          <w:b/>
+          <w:sz w:val="19"/>
+        </w:rPr>
+        <w:t>Do not call `securityadmin.bat` directly.</w:t>
+      </w:r>
+      <w:r>
+        <w:rPr>
+          <w:sz w:val="19"/>
+        </w:rPr>
+        <w:t xml:space="preserve"> It resolves the JVM only from </w:t>
+      </w:r>
+      <w:r>
+        <w:rPr>
+          <w:rFonts w:ascii="Consolas" w:hAnsi="Consolas"/>
+          <w:color w:val="C62828"/>
+          <w:sz w:val="19"/>
+        </w:rPr>
+        <w:t>OPENSEARCH_JAVA_HOME</w:t>
+      </w:r>
+      <w:r>
+        <w:rPr>
+          <w:sz w:val="19"/>
+        </w:rPr>
+        <w:t xml:space="preserve"> or </w:t>
+      </w:r>
+      <w:r>
+        <w:rPr>
+          <w:rFonts w:ascii="Consolas" w:hAnsi="Consolas"/>
+          <w:color w:val="C62828"/>
+          <w:sz w:val="19"/>
+        </w:rPr>
+        <w:t>JAVA_HOME</w:t>
+      </w:r>
+      <w:r>
+        <w:rPr>
+          <w:sz w:val="19"/>
+        </w:rPr>
+        <w:t xml:space="preserve"> and aborts with </w:t>
+      </w:r>
+      <w:r>
+        <w:rPr>
+          <w:rFonts w:ascii="Consolas" w:hAnsi="Consolas"/>
+          <w:color w:val="C62828"/>
+          <w:sz w:val="19"/>
+        </w:rPr>
+        <w:t>Unable to find java runtime / OPENSEARCH_JAVA_HOME or JAVA_HOME must be defined</w:t>
+      </w:r>
+      <w:r>
+        <w:rPr>
+          <w:sz w:val="19"/>
+        </w:rPr>
+        <w:t xml:space="preserve"> when neither is set in your shell. It also needs six absolute paths that change with </w:t>
+      </w:r>
+      <w:r>
+        <w:rPr>
+          <w:rFonts w:ascii="Consolas" w:hAnsi="Consolas"/>
+          <w:color w:val="C62828"/>
+          <w:sz w:val="19"/>
+        </w:rPr>
+        <w:t>-InstallPath</w:t>
+      </w:r>
+      <w:r>
+        <w:rPr>
+          <w:sz w:val="19"/>
+        </w:rPr>
+        <w:t>. The wrapper handles both. If you must run it by hand, set the JDK first: ``</w:t>
+      </w:r>
+      <w:r>
+        <w:rPr>
+          <w:rFonts w:ascii="Consolas" w:hAnsi="Consolas"/>
+          <w:color w:val="C62828"/>
+          <w:sz w:val="19"/>
+        </w:rPr>
+        <w:t xml:space="preserve">powershell $env:OPENSEARCH_JAVA_HOME = 'C:\supra\opensearch\jdk' &amp; 'C:\supra\opensearch\plugins\opensearch-security\tools\securityadmin.bat' </w:t>
+      </w:r>
+      <w:r>
+        <w:rPr>
+          <w:sz w:val="19"/>
+        </w:rPr>
+        <w:t xml:space="preserve"> -cd 'C:\supra\opensearch\config\opensearch-security\' </w:t>
+      </w:r>
+      <w:r>
+        <w:rPr>
+          <w:rFonts w:ascii="Consolas" w:hAnsi="Consolas"/>
+          <w:color w:val="C62828"/>
+          <w:sz w:val="19"/>
+        </w:rPr>
+        <w:t xml:space="preserve"> -icl -nhnv </w:t>
+      </w:r>
+      <w:r>
+        <w:rPr>
+          <w:sz w:val="19"/>
+        </w:rPr>
+        <w:t xml:space="preserve"> -cacert 'C:\supra\opensearch\config\root-ca.pem' </w:t>
+      </w:r>
+      <w:r>
+        <w:rPr>
+          <w:rFonts w:ascii="Consolas" w:hAnsi="Consolas"/>
+          <w:color w:val="C62828"/>
+          <w:sz w:val="19"/>
+        </w:rPr>
+        <w:t xml:space="preserve"> -cert   'C:\supra\opensearch\config\kirk.pem' </w:t>
+      </w:r>
+      <w:r>
+        <w:rPr>
+          <w:sz w:val="19"/>
+        </w:rPr>
+        <w:t xml:space="preserve"> -key    'C:\supra\opensearch\config\kirk-key.pem' ```</w:t>
+      </w:r>
+    </w:p>
+    <w:p>
       <w:pPr>
         <w:pStyle w:val="Heading3"/>
       </w:pPr>
@@ -1818,7 +2059,7 @@
           <w:rFonts w:ascii="Consolas" w:hAnsi="Consolas"/>
           <w:sz w:val="16"/>
         </w:rPr>
-        <w:t>powershell -File C:\supra\supra-index-template.ps1</w:t>
+        <w:t>powershell -ExecutionPolicy Bypass -File C:\supra\supra-index-template.ps1</w:t>
       </w:r>
     </w:p>
     <w:p>
@@ -1873,7 +2114,7 @@
           <w:rFonts w:ascii="Consolas" w:hAnsi="Consolas"/>
           <w:sz w:val="16"/>
         </w:rPr>
-        <w:t>powershell -File C:\supra\supra-index-template.ps1 -OsPass 'YourNewPassword'</w:t>
+        <w:t>powershell -ExecutionPolicy Bypass -File C:\supra\supra-index-template.ps1 -OsPass 'YourNewPassword'</w:t>
       </w:r>
     </w:p>
     <w:p>
@@ -2337,7 +2578,7 @@
         </w:rPr>
         <w:t># From the CLI</w:t>
         <w:br/>
-        <w:t>powershell -File C:\supra\opensearch\config\supra-license\supra-license-info.ps1</w:t>
+        <w:t>powershell -ExecutionPolicy Bypass -File C:\supra\opensearch\config\supra-license\supra-license-info.ps1</w:t>
         <w:br/>
         <w:br/>
         <w:t># Or from the running node, via the plugin's REST endpoint</w:t>
@@ -3675,15 +3916,7 @@
           <w:rFonts w:ascii="Consolas" w:hAnsi="Consolas"/>
           <w:sz w:val="16"/>
         </w:rPr>
-        <w:t>&amp; 'C:\supra\opensearch\plugins\opensearch-security\tools\securityadmin.bat' `</w:t>
-        <w:br/>
-        <w:t xml:space="preserve">    -cd 'C:\supra\opensearch\config\opensearch-security\' -icl -nhnv `</w:t>
-        <w:br/>
-        <w:t xml:space="preserve">    -cacert 'C:\supra\opensearch\config\root-ca.pem' `</w:t>
-        <w:br/>
-        <w:t xml:space="preserve">    -cert   'C:\supra\opensearch\config\kirk.pem' `</w:t>
-        <w:br/>
-        <w:t xml:space="preserve">    -key    'C:\supra\opensearch\config\kirk-key.pem'</w:t>
+        <w:t>powershell -ExecutionPolicy Bypass -File C:\supra\supra-init-security.ps1</w:t>
       </w:r>
     </w:p>
     <w:p>
@@ -4866,6 +5099,357 @@
           <w:sz w:val="30"/>
         </w:rPr>
         <w:t>14. Troubleshooting</w:t>
+      </w:r>
+    </w:p>
+    <w:p>
+      <w:pPr>
+        <w:pStyle w:val="Heading3"/>
+      </w:pPr>
+      <w:r>
+        <w:rPr>
+          <w:rFonts w:ascii="Calibri" w:hAnsi="Calibri"/>
+          <w:b/>
+          <w:color w:val="3949AB"/>
+          <w:sz w:val="25"/>
+        </w:rPr>
+        <w:t>"running scripts is disabled on this system"</w:t>
+      </w:r>
+    </w:p>
+    <w:p>
+      <w:pPr>
+        <w:spacing w:before="120" w:after="120"/>
+        <w:ind w:left="216"/>
+        <w:shd w:val="clear" w:color="auto" w:fill="F2F2F2"/>
+      </w:pPr>
+      <w:r>
+        <w:rPr>
+          <w:rFonts w:ascii="Consolas" w:hAnsi="Consolas"/>
+          <w:sz w:val="16"/>
+        </w:rPr>
+        <w:t>File C:\supra\supra-index-template.ps1 cannot be loaded because running scripts</w:t>
+        <w:br/>
+        <w:t>is disabled on this system.</w:t>
+        <w:br/>
+        <w:t xml:space="preserve">    + FullyQualifiedErrorId : UnauthorizedAccess</w:t>
+      </w:r>
+    </w:p>
+    <w:p>
+      <w:r>
+        <w:t>The machine's PowerShell execution policy blocks unsigned scripts. Run any Supra script with an explicit bypass, which applies to that one process only:</w:t>
+      </w:r>
+    </w:p>
+    <w:p>
+      <w:pPr>
+        <w:spacing w:before="120" w:after="120"/>
+        <w:ind w:left="216"/>
+        <w:shd w:val="clear" w:color="auto" w:fill="F2F2F2"/>
+      </w:pPr>
+      <w:r>
+        <w:rPr>
+          <w:rFonts w:ascii="Consolas" w:hAnsi="Consolas"/>
+          <w:sz w:val="16"/>
+        </w:rPr>
+        <w:t>powershell -ExecutionPolicy Bypass -File C:\supra\supra-index-template.ps1</w:t>
+      </w:r>
+    </w:p>
+    <w:p>
+      <w:r>
+        <w:t>To allow scripts for future sessions (the installer does this automatically, but Group Policy can override it):</w:t>
+      </w:r>
+    </w:p>
+    <w:p>
+      <w:pPr>
+        <w:spacing w:before="120" w:after="120"/>
+        <w:ind w:left="216"/>
+        <w:shd w:val="clear" w:color="auto" w:fill="F2F2F2"/>
+      </w:pPr>
+      <w:r>
+        <w:rPr>
+          <w:rFonts w:ascii="Consolas" w:hAnsi="Consolas"/>
+          <w:sz w:val="16"/>
+        </w:rPr>
+        <w:t>Get-ExecutionPolicy -List                                     # see which scope wins</w:t>
+        <w:br/>
+        <w:t>Set-ExecutionPolicy RemoteSigned -Scope LocalMachine -Force</w:t>
+      </w:r>
+    </w:p>
+    <w:p>
+      <w:r>
+        <w:t xml:space="preserve">If </w:t>
+      </w:r>
+      <w:r>
+        <w:rPr>
+          <w:rFonts w:ascii="Consolas" w:hAnsi="Consolas"/>
+          <w:color w:val="C62828"/>
+          <w:sz w:val="18"/>
+        </w:rPr>
+        <w:t>Get-ExecutionPolicy -List</w:t>
+      </w:r>
+      <w:r>
+        <w:t xml:space="preserve"> shows a value under </w:t>
+      </w:r>
+      <w:r>
+        <w:rPr>
+          <w:rFonts w:ascii="Consolas" w:hAnsi="Consolas"/>
+          <w:color w:val="C62828"/>
+          <w:sz w:val="18"/>
+        </w:rPr>
+        <w:t>MachinePolicy</w:t>
+      </w:r>
+      <w:r>
+        <w:t xml:space="preserve"> or </w:t>
+      </w:r>
+      <w:r>
+        <w:rPr>
+          <w:rFonts w:ascii="Consolas" w:hAnsi="Consolas"/>
+          <w:color w:val="C62828"/>
+          <w:sz w:val="18"/>
+        </w:rPr>
+        <w:t>UserPolicy</w:t>
+      </w:r>
+      <w:r>
+        <w:t xml:space="preserve">, it is enforced by Group Policy and cannot be changed locally — keep using </w:t>
+      </w:r>
+      <w:r>
+        <w:rPr>
+          <w:rFonts w:ascii="Consolas" w:hAnsi="Consolas"/>
+          <w:color w:val="C62828"/>
+          <w:sz w:val="18"/>
+        </w:rPr>
+        <w:t>-ExecutionPolicy Bypass</w:t>
+      </w:r>
+      <w:r>
+        <w:t>.</w:t>
+      </w:r>
+    </w:p>
+    <w:p>
+      <w:r>
+        <w:t xml:space="preserve">A related failure: scripts extracted from a zip that was downloaded or copied from a network share carry a "came from the internet" tag, which </w:t>
+      </w:r>
+      <w:r>
+        <w:rPr>
+          <w:rFonts w:ascii="Consolas" w:hAnsi="Consolas"/>
+          <w:color w:val="C62828"/>
+          <w:sz w:val="18"/>
+        </w:rPr>
+        <w:t>RemoteSigned</w:t>
+      </w:r>
+      <w:r>
+        <w:t xml:space="preserve"> rejects. Clear it with:</w:t>
+      </w:r>
+    </w:p>
+    <w:p>
+      <w:pPr>
+        <w:spacing w:before="120" w:after="120"/>
+        <w:ind w:left="216"/>
+        <w:shd w:val="clear" w:color="auto" w:fill="F2F2F2"/>
+      </w:pPr>
+      <w:r>
+        <w:rPr>
+          <w:rFonts w:ascii="Consolas" w:hAnsi="Consolas"/>
+          <w:sz w:val="16"/>
+        </w:rPr>
+        <w:t>Get-ChildItem C:\supra -Recurse -Include *.ps1 | Unblock-File</w:t>
+      </w:r>
+    </w:p>
+    <w:p>
+      <w:pPr>
+        <w:pStyle w:val="Heading3"/>
+      </w:pPr>
+      <w:r>
+        <w:rPr>
+          <w:rFonts w:ascii="Calibri" w:hAnsi="Calibri"/>
+          <w:b/>
+          <w:color w:val="3949AB"/>
+          <w:sz w:val="25"/>
+        </w:rPr>
+        <w:t>"Unable to find java runtime" from securityadmin.bat</w:t>
+      </w:r>
+    </w:p>
+    <w:p>
+      <w:pPr>
+        <w:spacing w:before="120" w:after="120"/>
+        <w:ind w:left="216"/>
+        <w:shd w:val="clear" w:color="auto" w:fill="F2F2F2"/>
+      </w:pPr>
+      <w:r>
+        <w:rPr>
+          <w:rFonts w:ascii="Consolas" w:hAnsi="Consolas"/>
+          <w:sz w:val="16"/>
+        </w:rPr>
+        <w:t>Unable to find java runtime</w:t>
+        <w:br/>
+        <w:t>OPENSEARCH_JAVA_HOME or JAVA_HOME must be defined</w:t>
+      </w:r>
+    </w:p>
+    <w:p>
+      <w:r>
+        <w:rPr>
+          <w:rFonts w:ascii="Consolas" w:hAnsi="Consolas"/>
+          <w:color w:val="C62828"/>
+          <w:sz w:val="18"/>
+        </w:rPr>
+        <w:t>securityadmin.bat</w:t>
+      </w:r>
+      <w:r>
+        <w:t xml:space="preserve"> resolves the JVM only from </w:t>
+      </w:r>
+      <w:r>
+        <w:rPr>
+          <w:rFonts w:ascii="Consolas" w:hAnsi="Consolas"/>
+          <w:color w:val="C62828"/>
+          <w:sz w:val="18"/>
+        </w:rPr>
+        <w:t>OPENSEARCH_JAVA_HOME</w:t>
+      </w:r>
+      <w:r>
+        <w:t xml:space="preserve"> or </w:t>
+      </w:r>
+      <w:r>
+        <w:rPr>
+          <w:rFonts w:ascii="Consolas" w:hAnsi="Consolas"/>
+          <w:color w:val="C62828"/>
+          <w:sz w:val="18"/>
+        </w:rPr>
+        <w:t>JAVA_HOME</w:t>
+      </w:r>
+      <w:r>
+        <w:t>. The services get it from NSSM, but an interactive shell does not, so calling the batch file directly fails on a fresh install. Use the wrapper, which points at the bundled JDK and fills in this installation's paths:</w:t>
+      </w:r>
+    </w:p>
+    <w:p>
+      <w:pPr>
+        <w:spacing w:before="120" w:after="120"/>
+        <w:ind w:left="216"/>
+        <w:shd w:val="clear" w:color="auto" w:fill="F2F2F2"/>
+      </w:pPr>
+      <w:r>
+        <w:rPr>
+          <w:rFonts w:ascii="Consolas" w:hAnsi="Consolas"/>
+          <w:sz w:val="16"/>
+        </w:rPr>
+        <w:t>powershell -ExecutionPolicy Bypass -File C:\supra\supra-init-security.ps1</w:t>
+      </w:r>
+    </w:p>
+    <w:p>
+      <w:r>
+        <w:t xml:space="preserve">If you installed outside </w:t>
+      </w:r>
+      <w:r>
+        <w:rPr>
+          <w:rFonts w:ascii="Consolas" w:hAnsi="Consolas"/>
+          <w:color w:val="C62828"/>
+          <w:sz w:val="18"/>
+        </w:rPr>
+        <w:t>C:\supra</w:t>
+      </w:r>
+      <w:r>
+        <w:t xml:space="preserve">, the wrapper still works — it derives the paths from its own location. Pass </w:t>
+      </w:r>
+      <w:r>
+        <w:rPr>
+          <w:rFonts w:ascii="Consolas" w:hAnsi="Consolas"/>
+          <w:color w:val="C62828"/>
+          <w:sz w:val="18"/>
+        </w:rPr>
+        <w:t>-OsHome</w:t>
+      </w:r>
+      <w:r>
+        <w:t xml:space="preserve"> only when running it from elsewhere:</w:t>
+      </w:r>
+    </w:p>
+    <w:p>
+      <w:pPr>
+        <w:spacing w:before="120" w:after="120"/>
+        <w:ind w:left="216"/>
+        <w:shd w:val="clear" w:color="auto" w:fill="F2F2F2"/>
+      </w:pPr>
+      <w:r>
+        <w:rPr>
+          <w:rFonts w:ascii="Consolas" w:hAnsi="Consolas"/>
+          <w:sz w:val="16"/>
+        </w:rPr>
+        <w:t>powershell -ExecutionPolicy Bypass -File D:\Syslog_Windows\supra-init-security.ps1 -OsHome D:\Syslog_Windows\opensearch</w:t>
+      </w:r>
+    </w:p>
+    <w:p>
+      <w:r>
+        <w:t xml:space="preserve">The installer also sets </w:t>
+      </w:r>
+      <w:r>
+        <w:rPr>
+          <w:rFonts w:ascii="Consolas" w:hAnsi="Consolas"/>
+          <w:color w:val="C62828"/>
+          <w:sz w:val="18"/>
+        </w:rPr>
+        <w:t>OPENSEARCH_JAVA_HOME</w:t>
+      </w:r>
+      <w:r>
+        <w:t xml:space="preserve"> at machine scope, so a </w:t>
+      </w:r>
+      <w:r>
+        <w:rPr>
+          <w:b/>
+        </w:rPr>
+        <w:t>new</w:t>
+      </w:r>
+      <w:r>
+        <w:t xml:space="preserve"> terminal picks it up automatically. Verify with:</w:t>
+      </w:r>
+    </w:p>
+    <w:p>
+      <w:pPr>
+        <w:spacing w:before="120" w:after="120"/>
+        <w:ind w:left="216"/>
+        <w:shd w:val="clear" w:color="auto" w:fill="F2F2F2"/>
+      </w:pPr>
+      <w:r>
+        <w:rPr>
+          <w:rFonts w:ascii="Consolas" w:hAnsi="Consolas"/>
+          <w:sz w:val="16"/>
+        </w:rPr>
+        <w:t>[Environment]::GetEnvironmentVariable('OPENSEARCH_JAVA_HOME','Machine')</w:t>
+      </w:r>
+    </w:p>
+    <w:p>
+      <w:pPr>
+        <w:pStyle w:val="Heading3"/>
+      </w:pPr>
+      <w:r>
+        <w:rPr>
+          <w:rFonts w:ascii="Calibri" w:hAnsi="Calibri"/>
+          <w:b/>
+          <w:color w:val="3949AB"/>
+          <w:sz w:val="25"/>
+        </w:rPr>
+        <w:t>"The term ... securityadmin.bat is not recognized"</w:t>
+      </w:r>
+    </w:p>
+    <w:p>
+      <w:r>
+        <w:t xml:space="preserve">The path does not exist — usually because the command was copied from this guide (which shows the </w:t>
+      </w:r>
+      <w:r>
+        <w:rPr>
+          <w:rFonts w:ascii="Consolas" w:hAnsi="Consolas"/>
+          <w:color w:val="C62828"/>
+          <w:sz w:val="18"/>
+        </w:rPr>
+        <w:t>C:\supra</w:t>
+      </w:r>
+      <w:r>
+        <w:t xml:space="preserve"> default) onto a machine installed elsewhere. Use the paths the installer printed when it finished, or just run </w:t>
+      </w:r>
+      <w:r>
+        <w:rPr>
+          <w:rFonts w:ascii="Consolas" w:hAnsi="Consolas"/>
+          <w:color w:val="C62828"/>
+          <w:sz w:val="18"/>
+        </w:rPr>
+        <w:t>supra-init-security.ps1</w:t>
+      </w:r>
+      <w:r>
+        <w:t>, which needs no paths at all.</w:t>
       </w:r>
     </w:p>
     <w:p>
@@ -5223,12 +5807,12 @@
         </w:rPr>
         <w:t># What this machine reports</w:t>
         <w:br/>
-        <w:t>powershell -File C:\supra\opensearch\config\supra-license\get-fingerprint.ps1</w:t>
+        <w:t>powershell -ExecutionPolicy Bypass -File C:\supra\opensearch\config\supra-license\get-fingerprint.ps1</w:t>
         <w:br/>
         <w:br/>
         <w:t># What the license was issued for</w:t>
         <w:br/>
-        <w:t>powershell -File C:\supra\opensearch\config\supra-license\supra-license-info.ps1</w:t>
+        <w:t>powershell -ExecutionPolicy Bypass -File C:\supra\opensearch\config\supra-license\supra-license-info.ps1</w:t>
       </w:r>
     </w:p>
     <w:p>
@@ -6365,6 +6949,36 @@
                 <w:color w:val="C62828"/>
                 <w:sz w:val="18"/>
               </w:rPr>
+              <w:t>C:\supra\supra-init-security.ps1</w:t>
+            </w:r>
+          </w:p>
+        </w:tc>
+        <w:tc>
+          <w:tcPr>
+            <w:tcW w:type="dxa" w:w="4819"/>
+          </w:tcPr>
+          <w:p>
+            <w:r>
+              <w:rPr>
+                <w:sz w:val="18"/>
+              </w:rPr>
+              <w:t>Security initializer (wraps securityadmin.bat)</w:t>
+            </w:r>
+          </w:p>
+        </w:tc>
+      </w:tr>
+      <w:tr>
+        <w:tc>
+          <w:tcPr>
+            <w:tcW w:type="dxa" w:w="4819"/>
+          </w:tcPr>
+          <w:p>
+            <w:r>
+              <w:rPr>
+                <w:rFonts w:ascii="Consolas" w:hAnsi="Consolas"/>
+                <w:color w:val="C62828"/>
+                <w:sz w:val="18"/>
+              </w:rPr>
               <w:t>C:\supra\nssm\nssm.exe</w:t>
             </w:r>
           </w:p>
@@ -6953,7 +7567,7 @@
         </w:rPr>
         <w:t>cd C:\supra-installer</w:t>
         <w:br/>
-        <w:t>.\uninstall.ps1</w:t>
+        <w:t>powershell -ExecutionPolicy Bypass -File .\uninstall.ps1</w:t>
       </w:r>
     </w:p>
     <w:p>
